--- a/zht/docx/213.content.docx
+++ b/zht/docx/213.content.docx
@@ -149,7 +149,7 @@
         <w:rPr>
           <w:lang w:val="zh_TW" w:bidi="zh_TW"/>
         </w:rPr>
-        <w:t>zhou</w:t>
+        <w:t>zheng</w:t>
       </w:r>
       <w:r>
         <w:rPr>
@@ -212,7 +212,7 @@
         <w:rPr>
           <w:lang w:val="zh_TW" w:bidi="zh_TW"/>
         </w:rPr>
-        <w:t>咒詛，被咒詛</w:t>
+        <w:t>征服與土地分配</w:t>
       </w:r>
       <w:r>
         <w:rPr>
@@ -231,7 +231,18 @@
         <w:rPr>
           <w:lang w:val="zh_TW" w:bidi="zh_TW"/>
         </w:rPr>
-        <w:t>「咒詛」是嚴肅的宣告或禱告，求神審判某人、群體或其他事物（如土地或國家）。</w:t>
+        <w:t>此用語是指以色列人取得應許之地，以及該地如何以獨特的方式分配給以色列各支派。</w:t>
+      </w:r>
+    </w:p>
+    <w:p>
+      <w:pPr>
+        <w:pStyle w:val="Heading3"/>
+      </w:pPr>
+      <w:r>
+        <w:rPr>
+          <w:lang w:val="zh_TW" w:bidi="zh_TW"/>
+        </w:rPr>
+        <w:t>征服</w:t>
       </w:r>
     </w:p>
     <w:p>
@@ -245,60 +256,7 @@
         <w:rPr>
           <w:lang w:val="zh_TW" w:bidi="zh_TW"/>
         </w:rPr>
-        <w:t>「咒詛」一詞也可以指神已經施行、或已定意執行的審判。</w:t>
-      </w:r>
-    </w:p>
-    <w:p>
-      <w:pPr/>
-      <w:r>
-        <w:rPr>
-          <w:lang w:val="zh_TW" w:bidi="zh_TW"/>
-        </w:rPr>
-      </w:r>
-      <w:r>
-        <w:rPr>
-          <w:lang w:val="zh_TW" w:bidi="zh_TW"/>
-        </w:rPr>
-        <w:t>從本質上來說，咒詛與祝福是完全對立的。</w:t>
-      </w:r>
-    </w:p>
-    <w:p>
-      <w:pPr>
-        <w:pStyle w:val="Heading3"/>
-      </w:pPr>
-      <w:r>
-        <w:rPr>
-          <w:lang w:val="zh_TW" w:bidi="zh_TW"/>
-        </w:rPr>
-        <w:t>異教信仰</w:t>
-      </w:r>
-    </w:p>
-    <w:p>
-      <w:pPr/>
-      <w:r>
-        <w:rPr>
-          <w:lang w:val="zh_TW" w:bidi="zh_TW"/>
-        </w:rPr>
-      </w:r>
-      <w:r>
-        <w:rPr>
-          <w:lang w:val="zh_TW" w:bidi="zh_TW"/>
-        </w:rPr>
-        <w:t>咒詛與賜福在古代異教的觀念中彼此相連，人們相信「諸神」的靈會因著某人重複唸特定咒語或做某些行為（例如獻祭）而出現，並為他出手。當時的人認為，說出口的咒詛具有隱秘的能力，能使災禍臨到敵人。有些異教文化會把咒詛寫在陶罐上，然後把陶罐打碎，以象徵地啟動或完成預期的咒詛。</w:t>
-      </w:r>
-    </w:p>
-    <w:p>
-      <w:pPr/>
-      <w:r>
-        <w:rPr>
-          <w:lang w:val="zh_TW" w:bidi="zh_TW"/>
-        </w:rPr>
-      </w:r>
-      <w:r>
-        <w:rPr>
-          <w:lang w:val="zh_TW" w:bidi="zh_TW"/>
-        </w:rPr>
-        <w:t>墳墓常以咒詛來防止褻瀆者靠近。王室的銘文也會用詛咒的語句保護，針對任何企圖改動、破壞或違背該命令的人（</w:t>
+        <w:t>以色列人征服迦南是舊約聖經歷史中最引人注目的事件之一：一個組織鬆散、以遊牧為主的民族，竟成功入侵並擊敗了一個長久定居、依靠堅固城邦防禦的文明。聖經指出，這一成就源於神早先向亞伯拉罕、以撒與雅各所立的應許──他們的後裔必得著那地為業（</w:t>
       </w:r>
       <w:hyperlink r:id="rId13">
         <w:r>
@@ -309,39 +267,14 @@
             <w:color w:val="0000EE"/>
             <w:u w:val="single"/>
           </w:rPr>
-          <w:t>拉6:11–12</w:t>
+          <w:t>創17:8</w:t>
         </w:r>
       </w:hyperlink>
       <w:r>
         <w:rPr>
           <w:lang w:val="zh_TW" w:bidi="zh_TW"/>
         </w:rPr>
-        <w:t>）。</w:t>
-      </w:r>
-    </w:p>
-    <w:p>
-      <w:pPr>
-        <w:pStyle w:val="Heading3"/>
-      </w:pPr>
-      <w:r>
-        <w:rPr>
-          <w:lang w:val="zh_TW" w:bidi="zh_TW"/>
-        </w:rPr>
-        <w:t>舊約聖經時期的咒詛</w:t>
-      </w:r>
-    </w:p>
-    <w:p>
-      <w:pPr/>
-      <w:r>
-        <w:rPr>
-          <w:lang w:val="zh_TW" w:bidi="zh_TW"/>
-        </w:rPr>
-      </w:r>
-      <w:r>
-        <w:rPr>
-          <w:lang w:val="zh_TW" w:bidi="zh_TW"/>
-        </w:rPr>
-        <w:t>在以色列人中，有一種咒詛只在神所監察之約的架構之內，才能生效，而人們說出該咒詛是為了彰顯公義。在舊約聖經裡，咒詛是約的關係的重要部分——無論是神與群體、神與個人，或群體之間的關係。違背約的條款，就等於自招約的咒詛。若在其它情況下發出咒詛，咒詛就無效。「麻雀往來，燕子翻飛； 這樣，無故的咒詛也必不臨到」（</w:t>
+        <w:t>，</w:t>
       </w:r>
       <w:hyperlink r:id="rId14">
         <w:r>
@@ -352,14 +285,14 @@
             <w:color w:val="0000EE"/>
             <w:u w:val="single"/>
           </w:rPr>
-          <w:t>箴26:2</w:t>
+          <w:t>26:4</w:t>
         </w:r>
       </w:hyperlink>
       <w:r>
         <w:rPr>
           <w:lang w:val="zh_TW" w:bidi="zh_TW"/>
         </w:rPr>
-        <w:t>）。人可以藉著宣告祝福而撤回咒詛（</w:t>
+        <w:t>，</w:t>
       </w:r>
       <w:hyperlink r:id="rId15">
         <w:r>
@@ -370,7 +303,7 @@
             <w:color w:val="0000EE"/>
             <w:u w:val="single"/>
           </w:rPr>
-          <w:t>出12:32</w:t>
+          <w:t>28:13</w:t>
         </w:r>
       </w:hyperlink>
       <w:r>
@@ -388,14 +321,14 @@
             <w:color w:val="0000EE"/>
             <w:u w:val="single"/>
           </w:rPr>
-          <w:t>士17:1–2</w:t>
+          <w:t>出3:15–17</w:t>
         </w:r>
       </w:hyperlink>
       <w:r>
         <w:rPr>
           <w:lang w:val="zh_TW" w:bidi="zh_TW"/>
         </w:rPr>
-        <w:t>；</w:t>
+        <w:t>）。驅逐異教居民，是神對虛假宗教及其伴隨的道德敗壞所施行的審判（</w:t>
       </w:r>
       <w:hyperlink r:id="rId17">
         <w:r>
@@ -406,7 +339,7 @@
             <w:color w:val="0000EE"/>
             <w:u w:val="single"/>
           </w:rPr>
-          <w:t>撒下21:1–3</w:t>
+          <w:t>申7:1–5</w:t>
         </w:r>
       </w:hyperlink>
       <w:r>
@@ -427,7 +360,32 @@
         <w:rPr>
           <w:lang w:val="zh_TW" w:bidi="zh_TW"/>
         </w:rPr>
-        <w:t>摩西的律法禁止人咒詛父母（</w:t>
+        <w:t>試圖重建征服歷史的學者會面臨若干挑戰。批判性學術在三個關鍵問題上會與聖經記載產生衝突：年代、佔領速度，以及以色列是否對部分迦南城邦居民實施全面軍事殲滅的問題。</w:t>
+      </w:r>
+    </w:p>
+    <w:p>
+      <w:pPr>
+        <w:pStyle w:val="Heading3"/>
+      </w:pPr>
+      <w:r>
+        <w:rPr>
+          <w:lang w:val="zh_TW" w:bidi="zh_TW"/>
+        </w:rPr>
+        <w:t>年代</w:t>
+      </w:r>
+    </w:p>
+    <w:p>
+      <w:pPr/>
+      <w:r>
+        <w:rPr>
+          <w:lang w:val="zh_TW" w:bidi="zh_TW"/>
+        </w:rPr>
+      </w:r>
+      <w:r>
+        <w:rPr>
+          <w:lang w:val="zh_TW" w:bidi="zh_TW"/>
+        </w:rPr>
+        <w:t>然而，許多舊約歷史的參考書籍與學術研究常將以色列出埃及的時間定在公元前十三世紀（約公元前1280年或之後）。但有些聖經記載似乎支持一個較早的年代。根據</w:t>
       </w:r>
       <w:hyperlink r:id="rId18">
         <w:r>
@@ -438,14 +396,14 @@
             <w:color w:val="0000EE"/>
             <w:u w:val="single"/>
           </w:rPr>
-          <w:t>出21:17</w:t>
+          <w:t>列王紀上六章1節</w:t>
         </w:r>
       </w:hyperlink>
       <w:r>
         <w:rPr>
           <w:lang w:val="zh_TW" w:bidi="zh_TW"/>
         </w:rPr>
-        <w:t>；參</w:t>
+        <w:t>記載，所羅門在位第四年開始建造聖殿，距離出埃及已有480年。若所羅門第四年約為公元前960年，則出埃及時間應約為公元前1440年。在</w:t>
       </w:r>
       <w:hyperlink r:id="rId19">
         <w:r>
@@ -456,14 +414,14 @@
             <w:color w:val="0000EE"/>
             <w:u w:val="single"/>
           </w:rPr>
-          <w:t>箴20:20</w:t>
+          <w:t>士師記第十一章26至28節</w:t>
         </w:r>
       </w:hyperlink>
       <w:r>
         <w:rPr>
           <w:lang w:val="zh_TW" w:bidi="zh_TW"/>
         </w:rPr>
-        <w:t>；</w:t>
+        <w:t>中，第八位士師耶弗他與亞捫王爭論約旦河東土地的歸屬時指出，以色列人在該地已居住約300年。由於掃羅約於公元前1020年才登基；因此，若採用較晚的出埃及年代，士師時期便沒有足夠的時間。此外，使徒保羅也提到，從出埃及到撒母耳時代約有450年左右（</w:t>
       </w:r>
       <w:hyperlink r:id="rId20">
         <w:r>
@@ -474,14 +432,39 @@
             <w:color w:val="0000EE"/>
             <w:u w:val="single"/>
           </w:rPr>
-          <w:t>太15:4</w:t>
+          <w:t>徒13:20</w:t>
         </w:r>
       </w:hyperlink>
       <w:r>
         <w:rPr>
           <w:lang w:val="zh_TW" w:bidi="zh_TW"/>
         </w:rPr>
-        <w:t>）、咒詛掌權者（</w:t>
+        <w:t>）。</w:t>
+      </w:r>
+    </w:p>
+    <w:p>
+      <w:pPr>
+        <w:pStyle w:val="Heading3"/>
+      </w:pPr>
+      <w:r>
+        <w:rPr>
+          <w:lang w:val="zh_TW" w:bidi="zh_TW"/>
+        </w:rPr>
+        <w:t>約書亞的戰役</w:t>
+      </w:r>
+    </w:p>
+    <w:p>
+      <w:pPr/>
+      <w:r>
+        <w:rPr>
+          <w:lang w:val="zh_TW" w:bidi="zh_TW"/>
+        </w:rPr>
+      </w:r>
+      <w:r>
+        <w:rPr>
+          <w:lang w:val="zh_TW" w:bidi="zh_TW"/>
+        </w:rPr>
+        <w:t>約書亞記描繪了一段相對集中的以色列征服迦南的時期。然而，許多學者主張，早期曾有逐步進入的過程（由那些據說未隨雅各進入埃及的希伯來人完成），再加上延續至王國時期的清剿。儘管聖經記載某些地區在稍後才被完全佔領（如米吉多與伯‧善），但沒有充分理由否定</w:t>
       </w:r>
       <w:hyperlink r:id="rId21">
         <w:r>
@@ -492,14 +475,36 @@
             <w:color w:val="0000EE"/>
             <w:u w:val="single"/>
           </w:rPr>
-          <w:t>出22:28</w:t>
+          <w:t>約書亞記一至十二章</w:t>
         </w:r>
       </w:hyperlink>
       <w:r>
         <w:rPr>
           <w:lang w:val="zh_TW" w:bidi="zh_TW"/>
         </w:rPr>
-        <w:t>），以及咒詛聾子（</w:t>
+        <w:t>對主要征服行動的描述。</w:t>
+      </w:r>
+    </w:p>
+    <w:p>
+      <w:pPr/>
+      <w:r>
+        <w:rPr>
+          <w:lang w:val="zh_TW" w:bidi="zh_TW"/>
+        </w:rPr>
+      </w:r>
+      <w:r>
+        <w:rPr>
+          <w:lang w:val="zh_TW" w:bidi="zh_TW"/>
+        </w:rPr>
+        <w:t>征服行動最初在約旦河東岸展開，由摩西領導。摩西去世後，約書亞率領以色列人渡過約旦河，先後攻取堅固的耶利哥與艾城。這兩場具有戰略意義的勝利，使以色列人得以進入山地，並在迦南地的中心形成了突破口。隨後展開兩次主要戰役──先南後北──在六年之內奪取迦南的關鍵城邑，擊敗31位王，完成征服的初期與主要階段。</w:t>
+      </w:r>
+    </w:p>
+    <w:p>
+      <w:pPr/>
+      <w:r>
+        <w:rPr>
+          <w:lang w:val="zh_TW" w:bidi="zh_TW"/>
+        </w:rPr>
       </w:r>
       <w:hyperlink r:id="rId22">
         <w:r>
@@ -510,14 +515,22 @@
             <w:color w:val="0000EE"/>
             <w:u w:val="single"/>
           </w:rPr>
-          <w:t>利19:14</w:t>
+          <w:t>民數記三十二章</w:t>
         </w:r>
       </w:hyperlink>
       <w:r>
         <w:rPr>
           <w:lang w:val="zh_TW" w:bidi="zh_TW"/>
         </w:rPr>
-        <w:t>）。一個懷疑妻子不忠的男人，可以要求她接受祭司所施行的試驗，若她有罪，這試驗便會使咒詛臨到她（</w:t>
+        <w:t>記載了約旦河東土地（基列與巴珊之地是藉著擊敗亞摩利王西宏與巴珊王噩而得）分給呂便支派、迦得及瑪拿西半支派的情形。儘管這些支派已得產業，但其男丁仍有責任與其它支派一同渡過約旦河，參與迦南地的軍事征服。</w:t>
+      </w:r>
+    </w:p>
+    <w:p>
+      <w:pPr/>
+      <w:r>
+        <w:rPr>
+          <w:lang w:val="zh_TW" w:bidi="zh_TW"/>
+        </w:rPr>
       </w:r>
       <w:hyperlink r:id="rId23">
         <w:r>
@@ -528,14 +541,14 @@
             <w:color w:val="0000EE"/>
             <w:u w:val="single"/>
           </w:rPr>
-          <w:t>民5:11–31</w:t>
+          <w:t>約書亞記二至八章</w:t>
         </w:r>
       </w:hyperlink>
       <w:r>
         <w:rPr>
           <w:lang w:val="zh_TW" w:bidi="zh_TW"/>
         </w:rPr>
-        <w:t>）。人有時會為了證明自己所說或所起的誓是真實的，而向自己宣告咒詛（</w:t>
+        <w:t xml:space="preserve">記錄了向西推進時耶利哥與艾城被毀的特殊事件，這些勝利打擊了迦南城邦的士氣。 </w:t>
       </w:r>
       <w:hyperlink r:id="rId24">
         <w:r>
@@ -546,14 +559,14 @@
             <w:color w:val="0000EE"/>
             <w:u w:val="single"/>
           </w:rPr>
-          <w:t>民5:19–22</w:t>
+          <w:t>約書亞記第九至十章</w:t>
         </w:r>
       </w:hyperlink>
       <w:r>
         <w:rPr>
           <w:lang w:val="zh_TW" w:bidi="zh_TW"/>
         </w:rPr>
-        <w:t>；</w:t>
+        <w:t>描述了南方戰役，其中包括基遍人以詭計取得盟約的事件。</w:t>
       </w:r>
       <w:hyperlink r:id="rId25">
         <w:r>
@@ -564,14 +577,14 @@
             <w:color w:val="0000EE"/>
             <w:u w:val="single"/>
           </w:rPr>
-          <w:t>伯31:7–10、16–22</w:t>
+          <w:t>約書亞記第十章</w:t>
         </w:r>
       </w:hyperlink>
       <w:r>
         <w:rPr>
           <w:lang w:val="zh_TW" w:bidi="zh_TW"/>
         </w:rPr>
-        <w:t>；</w:t>
+        <w:t>是南方戰役的核心，記述敵軍被大大擊潰（</w:t>
       </w:r>
       <w:hyperlink r:id="rId26">
         <w:r>
@@ -582,14 +595,28 @@
             <w:color w:val="0000EE"/>
             <w:u w:val="single"/>
           </w:rPr>
-          <w:t>詩137:5–6</w:t>
+          <w:t>約10:9–12</w:t>
         </w:r>
       </w:hyperlink>
       <w:r>
         <w:rPr>
           <w:lang w:val="zh_TW" w:bidi="zh_TW"/>
         </w:rPr>
-        <w:t>）。在新約聖經中，使徒彼得否認自己認識耶穌時，也沿襲舊約的慣例使用咒詛（</w:t>
+        <w:t>），以及白晝奇蹟般被延長的神蹟。隨後五位亞摩利王聯盟被徹底擊潰、諸王被處死、該地區的城邦亦被摧毀，唯獨耶路撒冷例外（後由大衛攻取）。</w:t>
+      </w:r>
+    </w:p>
+    <w:p>
+      <w:pPr/>
+      <w:r>
+        <w:rPr>
+          <w:lang w:val="zh_TW" w:bidi="zh_TW"/>
+        </w:rPr>
+      </w:r>
+      <w:r>
+        <w:rPr>
+          <w:lang w:val="zh_TW" w:bidi="zh_TW"/>
+        </w:rPr>
+        <w:t>北方戰役中，約書亞面對更強大的聯盟。然而，即便是迦南諸城中最大城邦夏瑣，其王耶賓與附庸聯合，也無法抵擋以色列的軍隊。</w:t>
       </w:r>
       <w:hyperlink r:id="rId27">
         <w:r>
@@ -600,14 +627,14 @@
             <w:color w:val="0000EE"/>
             <w:u w:val="single"/>
           </w:rPr>
-          <w:t>可14:71</w:t>
+          <w:t>約書亞記十一章</w:t>
         </w:r>
       </w:hyperlink>
       <w:r>
         <w:rPr>
           <w:lang w:val="zh_TW" w:bidi="zh_TW"/>
         </w:rPr>
-        <w:t>）。有些想要殺害使徒保羅的人，亦以這種嚴肅的咒詛表明決心（</w:t>
+        <w:t>詳述了此階段，並在</w:t>
       </w:r>
       <w:hyperlink r:id="rId28">
         <w:r>
@@ -618,14 +645,14 @@
             <w:color w:val="0000EE"/>
             <w:u w:val="single"/>
           </w:rPr>
-          <w:t>徒23:12、14、21</w:t>
+          <w:t>16至23節</w:t>
         </w:r>
       </w:hyperlink>
       <w:r>
         <w:rPr>
           <w:lang w:val="zh_TW" w:bidi="zh_TW"/>
         </w:rPr>
-        <w:t>）。咒詛神的人必要受死刑（</w:t>
+        <w:t>（連同</w:t>
       </w:r>
       <w:hyperlink r:id="rId29">
         <w:r>
@@ -636,50 +663,14 @@
             <w:color w:val="0000EE"/>
             <w:u w:val="single"/>
           </w:rPr>
-          <w:t>利24:10–16</w:t>
+          <w:t>第12章</w:t>
         </w:r>
       </w:hyperlink>
       <w:r>
         <w:rPr>
           <w:lang w:val="zh_TW" w:bidi="zh_TW"/>
         </w:rPr>
-        <w:t>；參</w:t>
-      </w:r>
-      <w:hyperlink r:id="rId21">
-        <w:r>
-          <w:rPr>
-            <w:lang w:val="zh_TW" w:bidi="zh_TW"/>
-          </w:rPr>
-          <w:rPr>
-            <w:color w:val="0000EE"/>
-            <w:u w:val="single"/>
-          </w:rPr>
-          <w:t>出22:28</w:t>
-        </w:r>
-      </w:hyperlink>
-      <w:r>
-        <w:rPr>
-          <w:lang w:val="zh_TW" w:bidi="zh_TW"/>
-        </w:rPr>
-        <w:t>；</w:t>
-      </w:r>
-      <w:hyperlink r:id="rId30">
-        <w:r>
-          <w:rPr>
-            <w:lang w:val="zh_TW" w:bidi="zh_TW"/>
-          </w:rPr>
-          <w:rPr>
-            <w:color w:val="0000EE"/>
-            <w:u w:val="single"/>
-          </w:rPr>
-          <w:t>賽8:21–22</w:t>
-        </w:r>
-      </w:hyperlink>
-      <w:r>
-        <w:rPr>
-          <w:lang w:val="zh_TW" w:bidi="zh_TW"/>
-        </w:rPr>
-        <w:t>）。</w:t>
+        <w:t>）總結了整個征服行動。</w:t>
       </w:r>
     </w:p>
     <w:p>
@@ -691,1247 +682,6 @@
       </w:r>
       <w:r>
         <w:rPr>
-          <w:lang w:val="zh_TW" w:bidi="zh_TW"/>
-        </w:rPr>
-        <w:t>在聖經歷史中，咒詛的例子包括亞當和夏娃在伊甸園墮落之後，神對蛇以及對土地所宣告的咒詛（</w:t>
-      </w:r>
-      <w:hyperlink r:id="rId31">
-        <w:r>
-          <w:rPr>
-            <w:lang w:val="zh_TW" w:bidi="zh_TW"/>
-          </w:rPr>
-          <w:rPr>
-            <w:color w:val="0000EE"/>
-            <w:u w:val="single"/>
-          </w:rPr>
-          <w:t>創3:14–19</w:t>
-        </w:r>
-      </w:hyperlink>
-      <w:r>
-        <w:rPr>
-          <w:lang w:val="zh_TW" w:bidi="zh_TW"/>
-        </w:rPr>
-        <w:t>）；對該隱（</w:t>
-      </w:r>
-      <w:hyperlink r:id="rId32">
-        <w:r>
-          <w:rPr>
-            <w:lang w:val="zh_TW" w:bidi="zh_TW"/>
-          </w:rPr>
-          <w:rPr>
-            <w:color w:val="0000EE"/>
-            <w:u w:val="single"/>
-          </w:rPr>
-          <w:t>4:11–12</w:t>
-        </w:r>
-      </w:hyperlink>
-      <w:r>
-        <w:rPr>
-          <w:lang w:val="zh_TW" w:bidi="zh_TW"/>
-        </w:rPr>
-        <w:t>）；對那些咒詛族長亞伯拉罕及其後裔的人（</w:t>
-      </w:r>
-      <w:hyperlink r:id="rId33">
-        <w:r>
-          <w:rPr>
-            <w:lang w:val="zh_TW" w:bidi="zh_TW"/>
-          </w:rPr>
-          <w:rPr>
-            <w:color w:val="0000EE"/>
-            <w:u w:val="single"/>
-          </w:rPr>
-          <w:t>12:3</w:t>
-        </w:r>
-      </w:hyperlink>
-      <w:r>
-        <w:rPr>
-          <w:lang w:val="zh_TW" w:bidi="zh_TW"/>
-        </w:rPr>
-        <w:t>）；以及對那些倚靠人的力量而不倚靠耶和華的人（</w:t>
-      </w:r>
-      <w:hyperlink r:id="rId34">
-        <w:r>
-          <w:rPr>
-            <w:lang w:val="zh_TW" w:bidi="zh_TW"/>
-          </w:rPr>
-          <w:rPr>
-            <w:color w:val="0000EE"/>
-            <w:u w:val="single"/>
-          </w:rPr>
-          <w:t>耶17:5</w:t>
-        </w:r>
-      </w:hyperlink>
-      <w:r>
-        <w:rPr>
-          <w:lang w:val="zh_TW" w:bidi="zh_TW"/>
-        </w:rPr>
-        <w:t>）。以色列人往應許之地前行時經過摩押，摩押王巴勒僱用巴蘭來咒詛以色列人；但他和巴蘭都發現，他們無法咒詛神所賜福的人（</w:t>
-      </w:r>
-      <w:hyperlink r:id="rId35">
-        <w:r>
-          <w:rPr>
-            <w:lang w:val="zh_TW" w:bidi="zh_TW"/>
-          </w:rPr>
-          <w:rPr>
-            <w:color w:val="0000EE"/>
-            <w:u w:val="single"/>
-          </w:rPr>
-          <w:t>民22–24章</w:t>
-        </w:r>
-      </w:hyperlink>
-      <w:r>
-        <w:rPr>
-          <w:lang w:val="zh_TW" w:bidi="zh_TW"/>
-        </w:rPr>
-        <w:t>）。約書亞咒詛任何試圖重建耶利哥的人（</w:t>
-      </w:r>
-      <w:hyperlink r:id="rId36">
-        <w:r>
-          <w:rPr>
-            <w:lang w:val="zh_TW" w:bidi="zh_TW"/>
-          </w:rPr>
-          <w:rPr>
-            <w:color w:val="0000EE"/>
-            <w:u w:val="single"/>
-          </w:rPr>
-          <w:t>書6:26</w:t>
-        </w:r>
-      </w:hyperlink>
-      <w:r>
-        <w:rPr>
-          <w:lang w:val="zh_TW" w:bidi="zh_TW"/>
-        </w:rPr>
-        <w:t>；在</w:t>
-      </w:r>
-      <w:hyperlink r:id="rId37">
-        <w:r>
-          <w:rPr>
-            <w:lang w:val="zh_TW" w:bidi="zh_TW"/>
-          </w:rPr>
-          <w:rPr>
-            <w:color w:val="0000EE"/>
-            <w:u w:val="single"/>
-          </w:rPr>
-          <w:t>王上16:34</w:t>
-        </w:r>
-      </w:hyperlink>
-      <w:r>
-        <w:rPr>
-          <w:lang w:val="zh_TW" w:bidi="zh_TW"/>
-        </w:rPr>
-        <w:t>得以應驗）。掃羅王所發的咒詛，幾乎使他的兒子約拿單喪命（</w:t>
-      </w:r>
-      <w:hyperlink r:id="rId38">
-        <w:r>
-          <w:rPr>
-            <w:lang w:val="zh_TW" w:bidi="zh_TW"/>
-          </w:rPr>
-          <w:rPr>
-            <w:color w:val="0000EE"/>
-            <w:u w:val="single"/>
-          </w:rPr>
-          <w:t>撒上14:24、43–45</w:t>
-        </w:r>
-      </w:hyperlink>
-      <w:r>
-        <w:rPr>
-          <w:lang w:val="zh_TW" w:bidi="zh_TW"/>
-        </w:rPr>
-        <w:t>）。舊約聖經還提到許多其它咒詛（例：</w:t>
-      </w:r>
-      <w:hyperlink r:id="rId39">
-        <w:r>
-          <w:rPr>
-            <w:lang w:val="zh_TW" w:bidi="zh_TW"/>
-          </w:rPr>
-          <w:rPr>
-            <w:color w:val="0000EE"/>
-            <w:u w:val="single"/>
-          </w:rPr>
-          <w:t>創9:25，</w:t>
-        </w:r>
-      </w:hyperlink>
-      <w:hyperlink r:id="rId40">
-        <w:r>
-          <w:rPr>
-            <w:lang w:val="zh_TW" w:bidi="zh_TW"/>
-          </w:rPr>
-          <w:rPr>
-            <w:color w:val="0000EE"/>
-            <w:u w:val="single"/>
-          </w:rPr>
-          <w:t>49:5–7</w:t>
-        </w:r>
-      </w:hyperlink>
-      <w:r>
-        <w:rPr>
-          <w:lang w:val="zh_TW" w:bidi="zh_TW"/>
-        </w:rPr>
-        <w:t>；</w:t>
-      </w:r>
-      <w:hyperlink r:id="rId41">
-        <w:r>
-          <w:rPr>
-            <w:lang w:val="zh_TW" w:bidi="zh_TW"/>
-          </w:rPr>
-          <w:rPr>
-            <w:color w:val="0000EE"/>
-            <w:u w:val="single"/>
-          </w:rPr>
-          <w:t>書9:22–23</w:t>
-        </w:r>
-      </w:hyperlink>
-      <w:r>
-        <w:rPr>
-          <w:lang w:val="zh_TW" w:bidi="zh_TW"/>
-        </w:rPr>
-        <w:t>；</w:t>
-      </w:r>
-      <w:hyperlink r:id="rId42">
-        <w:r>
-          <w:rPr>
-            <w:lang w:val="zh_TW" w:bidi="zh_TW"/>
-          </w:rPr>
-          <w:rPr>
-            <w:color w:val="0000EE"/>
-            <w:u w:val="single"/>
-          </w:rPr>
-          <w:t>士9:7–21、57</w:t>
-        </w:r>
-      </w:hyperlink>
-      <w:r>
-        <w:rPr>
-          <w:lang w:val="zh_TW" w:bidi="zh_TW"/>
-        </w:rPr>
-        <w:t>；</w:t>
-      </w:r>
-      <w:hyperlink r:id="rId43">
-        <w:r>
-          <w:rPr>
-            <w:lang w:val="zh_TW" w:bidi="zh_TW"/>
-          </w:rPr>
-          <w:rPr>
-            <w:color w:val="0000EE"/>
-            <w:u w:val="single"/>
-          </w:rPr>
-          <w:t>撒下16:5–13</w:t>
-        </w:r>
-      </w:hyperlink>
-      <w:r>
-        <w:rPr>
-          <w:lang w:val="zh_TW" w:bidi="zh_TW"/>
-        </w:rPr>
-        <w:t>；</w:t>
-      </w:r>
-      <w:hyperlink r:id="rId44">
-        <w:r>
-          <w:rPr>
-            <w:lang w:val="zh_TW" w:bidi="zh_TW"/>
-          </w:rPr>
-          <w:rPr>
-            <w:color w:val="0000EE"/>
-            <w:u w:val="single"/>
-          </w:rPr>
-          <w:t>王上21:17–24</w:t>
-        </w:r>
-      </w:hyperlink>
-      <w:r>
-        <w:rPr>
-          <w:lang w:val="zh_TW" w:bidi="zh_TW"/>
-        </w:rPr>
-        <w:t>；</w:t>
-      </w:r>
-      <w:hyperlink r:id="rId45">
-        <w:r>
-          <w:rPr>
-            <w:lang w:val="zh_TW" w:bidi="zh_TW"/>
-          </w:rPr>
-          <w:rPr>
-            <w:color w:val="0000EE"/>
-            <w:u w:val="single"/>
-          </w:rPr>
-          <w:t>王下2:24</w:t>
-        </w:r>
-      </w:hyperlink>
-      <w:r>
-        <w:rPr>
-          <w:lang w:val="zh_TW" w:bidi="zh_TW"/>
-        </w:rPr>
-        <w:t>；</w:t>
-      </w:r>
-      <w:hyperlink r:id="rId46">
-        <w:r>
-          <w:rPr>
-            <w:lang w:val="zh_TW" w:bidi="zh_TW"/>
-          </w:rPr>
-          <w:rPr>
-            <w:color w:val="0000EE"/>
-            <w:u w:val="single"/>
-          </w:rPr>
-          <w:t>瑪2:2，</w:t>
-        </w:r>
-      </w:hyperlink>
-      <w:hyperlink r:id="rId47">
-        <w:r>
-          <w:rPr>
-            <w:lang w:val="zh_TW" w:bidi="zh_TW"/>
-          </w:rPr>
-          <w:rPr>
-            <w:color w:val="0000EE"/>
-            <w:u w:val="single"/>
-          </w:rPr>
-          <w:t>4:6</w:t>
-        </w:r>
-      </w:hyperlink>
-      <w:r>
-        <w:rPr>
-          <w:lang w:val="zh_TW" w:bidi="zh_TW"/>
-        </w:rPr>
-        <w:t>）。宣告「禍哉」（有英文譯本作destruction〔毀滅〕）也是詛咒的措辭（</w:t>
-      </w:r>
-      <w:hyperlink r:id="rId48">
-        <w:r>
-          <w:rPr>
-            <w:lang w:val="zh_TW" w:bidi="zh_TW"/>
-          </w:rPr>
-          <w:rPr>
-            <w:color w:val="0000EE"/>
-            <w:u w:val="single"/>
-          </w:rPr>
-          <w:t>賽5:8–23</w:t>
-        </w:r>
-      </w:hyperlink>
-      <w:r>
-        <w:rPr>
-          <w:lang w:val="zh_TW" w:bidi="zh_TW"/>
-        </w:rPr>
-        <w:t>；參</w:t>
-      </w:r>
-      <w:hyperlink r:id="rId49">
-        <w:r>
-          <w:rPr>
-            <w:lang w:val="zh_TW" w:bidi="zh_TW"/>
-          </w:rPr>
-          <w:rPr>
-            <w:color w:val="0000EE"/>
-            <w:u w:val="single"/>
-          </w:rPr>
-          <w:t>太23:13–33</w:t>
-        </w:r>
-      </w:hyperlink>
-      <w:r>
-        <w:rPr>
-          <w:lang w:val="zh_TW" w:bidi="zh_TW"/>
-        </w:rPr>
-        <w:t>，其中「有禍了」與「哀哉」能互換使用，可表示悲傷，也可表明即將臨到的災禍與審判）。</w:t>
-      </w:r>
-    </w:p>
-    <w:p>
-      <w:pPr/>
-      <w:r>
-        <w:rPr>
-          <w:lang w:val="zh_TW" w:bidi="zh_TW"/>
-        </w:rPr>
-      </w:r>
-      <w:hyperlink r:id="rId50">
-        <w:r>
-          <w:rPr>
-            <w:lang w:val="zh_TW" w:bidi="zh_TW"/>
-          </w:rPr>
-          <w:rPr>
-            <w:color w:val="0000EE"/>
-            <w:u w:val="single"/>
-          </w:rPr>
-          <w:t>詩篇一〇九篇</w:t>
-        </w:r>
-      </w:hyperlink>
-      <w:r>
-        <w:rPr>
-          <w:lang w:val="zh_TW" w:bidi="zh_TW"/>
-        </w:rPr>
-        <w:t>包含一段長篇的咒詛，針對詩人的敵人，顯然因為他們用虛假的言語攻擊他（另見</w:t>
-      </w:r>
-      <w:hyperlink r:id="rId51">
-        <w:r>
-          <w:rPr>
-            <w:lang w:val="zh_TW" w:bidi="zh_TW"/>
-          </w:rPr>
-          <w:rPr>
-            <w:color w:val="0000EE"/>
-            <w:u w:val="single"/>
-          </w:rPr>
-          <w:t>詩58:6–11</w:t>
-        </w:r>
-      </w:hyperlink>
-      <w:r>
-        <w:rPr>
-          <w:lang w:val="zh_TW" w:bidi="zh_TW"/>
-        </w:rPr>
-        <w:t>，</w:t>
-      </w:r>
-      <w:hyperlink r:id="rId52">
-        <w:r>
-          <w:rPr>
-            <w:lang w:val="zh_TW" w:bidi="zh_TW"/>
-          </w:rPr>
-          <w:rPr>
-            <w:color w:val="0000EE"/>
-            <w:u w:val="single"/>
-          </w:rPr>
-          <w:t>69:19–28</w:t>
-        </w:r>
-      </w:hyperlink>
-      <w:r>
-        <w:rPr>
-          <w:lang w:val="zh_TW" w:bidi="zh_TW"/>
-        </w:rPr>
-        <w:t>，</w:t>
-      </w:r>
-      <w:hyperlink r:id="rId53">
-        <w:r>
-          <w:rPr>
-            <w:lang w:val="zh_TW" w:bidi="zh_TW"/>
-          </w:rPr>
-          <w:rPr>
-            <w:color w:val="0000EE"/>
-            <w:u w:val="single"/>
-          </w:rPr>
-          <w:t>143:12</w:t>
-        </w:r>
-      </w:hyperlink>
-      <w:r>
-        <w:rPr>
-          <w:lang w:val="zh_TW" w:bidi="zh_TW"/>
-        </w:rPr>
-        <w:t>）。先知耶利米也毫不避忌地求神懲罰折磨他的人（</w:t>
-      </w:r>
-      <w:hyperlink r:id="rId54">
-        <w:r>
-          <w:rPr>
-            <w:lang w:val="zh_TW" w:bidi="zh_TW"/>
-          </w:rPr>
-          <w:rPr>
-            <w:color w:val="0000EE"/>
-            <w:u w:val="single"/>
-          </w:rPr>
-          <w:t>耶11:20</w:t>
-        </w:r>
-      </w:hyperlink>
-      <w:r>
-        <w:rPr>
-          <w:lang w:val="zh_TW" w:bidi="zh_TW"/>
-        </w:rPr>
-        <w:t>，</w:t>
-      </w:r>
-      <w:hyperlink r:id="rId55">
-        <w:r>
-          <w:rPr>
-            <w:lang w:val="zh_TW" w:bidi="zh_TW"/>
-          </w:rPr>
-          <w:rPr>
-            <w:color w:val="0000EE"/>
-            <w:u w:val="single"/>
-          </w:rPr>
-          <w:t>12:3</w:t>
-        </w:r>
-      </w:hyperlink>
-      <w:r>
-        <w:rPr>
-          <w:lang w:val="zh_TW" w:bidi="zh_TW"/>
-        </w:rPr>
-        <w:t>，</w:t>
-      </w:r>
-      <w:hyperlink r:id="rId56">
-        <w:r>
-          <w:rPr>
-            <w:lang w:val="zh_TW" w:bidi="zh_TW"/>
-          </w:rPr>
-          <w:rPr>
-            <w:color w:val="0000EE"/>
-            <w:u w:val="single"/>
-          </w:rPr>
-          <w:t>15:15</w:t>
-        </w:r>
-      </w:hyperlink>
-      <w:r>
-        <w:rPr>
-          <w:lang w:val="zh_TW" w:bidi="zh_TW"/>
-        </w:rPr>
-        <w:t>，</w:t>
-      </w:r>
-      <w:hyperlink r:id="rId57">
-        <w:r>
-          <w:rPr>
-            <w:lang w:val="zh_TW" w:bidi="zh_TW"/>
-          </w:rPr>
-          <w:rPr>
-            <w:color w:val="0000EE"/>
-            <w:u w:val="single"/>
-          </w:rPr>
-          <w:t>17:18</w:t>
-        </w:r>
-      </w:hyperlink>
-      <w:r>
-        <w:rPr>
-          <w:lang w:val="zh_TW" w:bidi="zh_TW"/>
-        </w:rPr>
-        <w:t>，</w:t>
-      </w:r>
-      <w:hyperlink r:id="rId58">
-        <w:r>
-          <w:rPr>
-            <w:lang w:val="zh_TW" w:bidi="zh_TW"/>
-          </w:rPr>
-          <w:rPr>
-            <w:color w:val="0000EE"/>
-            <w:u w:val="single"/>
-          </w:rPr>
-          <w:t>18:21–22</w:t>
-        </w:r>
-      </w:hyperlink>
-      <w:r>
-        <w:rPr>
-          <w:lang w:val="zh_TW" w:bidi="zh_TW"/>
-        </w:rPr>
-        <w:t>，</w:t>
-      </w:r>
-      <w:hyperlink r:id="rId59">
-        <w:r>
-          <w:rPr>
-            <w:lang w:val="zh_TW" w:bidi="zh_TW"/>
-          </w:rPr>
-          <w:rPr>
-            <w:color w:val="0000EE"/>
-            <w:u w:val="single"/>
-          </w:rPr>
-          <w:t>20:11–12</w:t>
-        </w:r>
-      </w:hyperlink>
-      <w:r>
-        <w:rPr>
-          <w:lang w:val="zh_TW" w:bidi="zh_TW"/>
-        </w:rPr>
-        <w:t>），甚至求神不要赦免他們（</w:t>
-      </w:r>
-      <w:hyperlink r:id="rId60">
-        <w:r>
-          <w:rPr>
-            <w:lang w:val="zh_TW" w:bidi="zh_TW"/>
-          </w:rPr>
-          <w:rPr>
-            <w:color w:val="0000EE"/>
-            <w:u w:val="single"/>
-          </w:rPr>
-          <w:t>18:23</w:t>
-        </w:r>
-      </w:hyperlink>
-      <w:r>
-        <w:rPr>
-          <w:lang w:val="zh_TW" w:bidi="zh_TW"/>
-        </w:rPr>
-        <w:t>）。這類針對仇敵的咒詛，對今日的基督徒來說並不容易理解，因為它們與新約聖經的教導形成強烈對比，例如「咒詛你們的，要為他祝福」（</w:t>
-      </w:r>
-      <w:hyperlink r:id="rId61">
-        <w:r>
-          <w:rPr>
-            <w:lang w:val="zh_TW" w:bidi="zh_TW"/>
-          </w:rPr>
-          <w:rPr>
-            <w:color w:val="0000EE"/>
-            <w:u w:val="single"/>
-          </w:rPr>
-          <w:t>路6:28</w:t>
-        </w:r>
-      </w:hyperlink>
-      <w:r>
-        <w:rPr>
-          <w:lang w:val="zh_TW" w:bidi="zh_TW"/>
-        </w:rPr>
-        <w:t>；參</w:t>
-      </w:r>
-      <w:hyperlink r:id="rId62">
-        <w:r>
-          <w:rPr>
-            <w:lang w:val="zh_TW" w:bidi="zh_TW"/>
-          </w:rPr>
-          <w:rPr>
-            <w:color w:val="0000EE"/>
-            <w:u w:val="single"/>
-          </w:rPr>
-          <w:t>羅12:14</w:t>
-        </w:r>
-      </w:hyperlink>
-      <w:r>
-        <w:rPr>
-          <w:lang w:val="zh_TW" w:bidi="zh_TW"/>
-        </w:rPr>
-        <w:t>）。耶穌吩咐門徒「要愛你們的仇敵」（</w:t>
-      </w:r>
-      <w:hyperlink r:id="rId63">
-        <w:r>
-          <w:rPr>
-            <w:lang w:val="zh_TW" w:bidi="zh_TW"/>
-          </w:rPr>
-          <w:rPr>
-            <w:color w:val="0000EE"/>
-            <w:u w:val="single"/>
-          </w:rPr>
-          <w:t>太5:44</w:t>
-        </w:r>
-      </w:hyperlink>
-      <w:r>
-        <w:rPr>
-          <w:lang w:val="zh_TW" w:bidi="zh_TW"/>
-        </w:rPr>
-        <w:t>），也許旨在引導人不再停留在舊約中咒詛人的做法，從而更完整理解神「要愛人如己」的誡命。</w:t>
-      </w:r>
-    </w:p>
-    <w:p>
-      <w:pPr>
-        <w:pStyle w:val="Heading4"/>
-      </w:pPr>
-      <w:r>
-        <w:rPr>
-          <w:lang w:val="zh_TW" w:bidi="zh_TW"/>
-        </w:rPr>
-        <w:t>約中的咒詛</w:t>
-      </w:r>
-    </w:p>
-    <w:p>
-      <w:pPr/>
-      <w:r>
-        <w:rPr>
-          <w:lang w:val="zh_TW" w:bidi="zh_TW"/>
-        </w:rPr>
-      </w:r>
-      <w:r>
-        <w:rPr>
-          <w:lang w:val="zh_TW" w:bidi="zh_TW"/>
-        </w:rPr>
-        <w:t>在舊約聖經時代，透過對違約者施加詛咒來保護契約或條約的做法相當普遍。有時立約會以切開牲畜作為印記，立約的雙方要從被切開的牲畜中間走過；被宰的牲畜象徵違約者將會遭受的咒詛。神與族長亞伯拉罕立約時表明，若祂違背這約，祂就願意讓這樣的咒詛臨到自己（</w:t>
-      </w:r>
-      <w:hyperlink r:id="rId64">
-        <w:r>
-          <w:rPr>
-            <w:lang w:val="zh_TW" w:bidi="zh_TW"/>
-          </w:rPr>
-          <w:rPr>
-            <w:color w:val="0000EE"/>
-            <w:u w:val="single"/>
-          </w:rPr>
-          <w:t>創15:7–21</w:t>
-        </w:r>
-      </w:hyperlink>
-      <w:r>
-        <w:rPr>
-          <w:lang w:val="zh_TW" w:bidi="zh_TW"/>
-        </w:rPr>
-        <w:t>）。後來，神指控以色列的首領和百姓違背祂與他們所立的約，並警告違約後必然臨到的後果（</w:t>
-      </w:r>
-      <w:hyperlink r:id="rId65">
-        <w:r>
-          <w:rPr>
-            <w:lang w:val="zh_TW" w:bidi="zh_TW"/>
-          </w:rPr>
-          <w:rPr>
-            <w:color w:val="0000EE"/>
-            <w:u w:val="single"/>
-          </w:rPr>
-          <w:t>耶34:18–19</w:t>
-        </w:r>
-      </w:hyperlink>
-      <w:r>
-        <w:rPr>
-          <w:lang w:val="zh_TW" w:bidi="zh_TW"/>
-        </w:rPr>
-        <w:t>）。神在西奈山與以色列所立之約的核心部分，在於守約人的必蒙賜福，而違約的人必受咒詛（</w:t>
-      </w:r>
-      <w:hyperlink r:id="rId66">
-        <w:r>
-          <w:rPr>
-            <w:lang w:val="zh_TW" w:bidi="zh_TW"/>
-          </w:rPr>
-          <w:rPr>
-            <w:color w:val="0000EE"/>
-            <w:u w:val="single"/>
-          </w:rPr>
-          <w:t>申11:26–28，</w:t>
-        </w:r>
-      </w:hyperlink>
-      <w:hyperlink r:id="rId67">
-        <w:r>
-          <w:rPr>
-            <w:lang w:val="zh_TW" w:bidi="zh_TW"/>
-          </w:rPr>
-          <w:rPr>
-            <w:color w:val="0000EE"/>
-            <w:u w:val="single"/>
-          </w:rPr>
-          <w:t>27:15–26，</w:t>
-        </w:r>
-      </w:hyperlink>
-      <w:hyperlink r:id="rId68">
-        <w:r>
-          <w:rPr>
-            <w:lang w:val="zh_TW" w:bidi="zh_TW"/>
-          </w:rPr>
-          <w:rPr>
-            <w:color w:val="0000EE"/>
-            <w:u w:val="single"/>
-          </w:rPr>
-          <w:t>28:15–68，</w:t>
-        </w:r>
-      </w:hyperlink>
-      <w:hyperlink r:id="rId69">
-        <w:r>
-          <w:rPr>
-            <w:lang w:val="zh_TW" w:bidi="zh_TW"/>
-          </w:rPr>
-          <w:rPr>
-            <w:color w:val="0000EE"/>
-            <w:u w:val="single"/>
-          </w:rPr>
-          <w:t>30:19</w:t>
-        </w:r>
-      </w:hyperlink>
-      <w:r>
-        <w:rPr>
-          <w:lang w:val="zh_TW" w:bidi="zh_TW"/>
-        </w:rPr>
-        <w:t>；參</w:t>
-      </w:r>
-      <w:hyperlink r:id="rId70">
-        <w:r>
-          <w:rPr>
-            <w:lang w:val="zh_TW" w:bidi="zh_TW"/>
-          </w:rPr>
-          <w:rPr>
-            <w:color w:val="0000EE"/>
-            <w:u w:val="single"/>
-          </w:rPr>
-          <w:t>利26:3–39</w:t>
-        </w:r>
-      </w:hyperlink>
-      <w:r>
-        <w:rPr>
-          <w:lang w:val="zh_TW" w:bidi="zh_TW"/>
-        </w:rPr>
-        <w:t>）。在先知耶利米和以西結的時代，以色列確實遭受這些咒詛；包括君王在內的違約者皆面臨著咒詛的威脅（</w:t>
-      </w:r>
-      <w:hyperlink r:id="rId71">
-        <w:r>
-          <w:rPr>
-            <w:lang w:val="zh_TW" w:bidi="zh_TW"/>
-          </w:rPr>
-          <w:rPr>
-            <w:color w:val="0000EE"/>
-            <w:u w:val="single"/>
-          </w:rPr>
-          <w:t>耶11:3</w:t>
-        </w:r>
-      </w:hyperlink>
-      <w:r>
-        <w:rPr>
-          <w:lang w:val="zh_TW" w:bidi="zh_TW"/>
-        </w:rPr>
-        <w:t>；</w:t>
-      </w:r>
-      <w:hyperlink r:id="rId72">
-        <w:r>
-          <w:rPr>
-            <w:lang w:val="zh_TW" w:bidi="zh_TW"/>
-          </w:rPr>
-          <w:rPr>
-            <w:color w:val="0000EE"/>
-            <w:u w:val="single"/>
-          </w:rPr>
-          <w:t>結17:11–21</w:t>
-        </w:r>
-      </w:hyperlink>
-      <w:r>
-        <w:rPr>
-          <w:lang w:val="zh_TW" w:bidi="zh_TW"/>
-        </w:rPr>
-        <w:t>）。</w:t>
-      </w:r>
-    </w:p>
-    <w:p>
-      <w:pPr>
-        <w:pStyle w:val="Heading4"/>
-      </w:pPr>
-      <w:r>
-        <w:rPr>
-          <w:lang w:val="zh_TW" w:bidi="zh_TW"/>
-        </w:rPr>
-        <w:t>關於「當滅的物」的禁令</w:t>
-      </w:r>
-    </w:p>
-    <w:p>
-      <w:pPr/>
-      <w:r>
-        <w:rPr>
-          <w:lang w:val="zh_TW" w:bidi="zh_TW"/>
-        </w:rPr>
-      </w:r>
-      <w:r>
-        <w:rPr>
-          <w:lang w:val="zh_TW" w:bidi="zh_TW"/>
-        </w:rPr>
-        <w:t>一種特別的咒詛就是「禁制」或「當滅的物（anathema）」。嚴格來說，這是一種誓，要把受此咒詛的人、牲畜或物件「獻給」神。在某些情況下，祭司可以使用落在禁制之下的物件（</w:t>
-      </w:r>
-      <w:hyperlink r:id="rId73">
-        <w:r>
-          <w:rPr>
-            <w:lang w:val="zh_TW" w:bidi="zh_TW"/>
-          </w:rPr>
-          <w:rPr>
-            <w:color w:val="0000EE"/>
-            <w:u w:val="single"/>
-          </w:rPr>
-          <w:t>民18:14</w:t>
-        </w:r>
-      </w:hyperlink>
-      <w:r>
-        <w:rPr>
-          <w:lang w:val="zh_TW" w:bidi="zh_TW"/>
-        </w:rPr>
-        <w:t>；</w:t>
-      </w:r>
-      <w:hyperlink r:id="rId74">
-        <w:r>
-          <w:rPr>
-            <w:lang w:val="zh_TW" w:bidi="zh_TW"/>
-          </w:rPr>
-          <w:rPr>
-            <w:color w:val="0000EE"/>
-            <w:u w:val="single"/>
-          </w:rPr>
-          <w:t>結44:29</w:t>
-        </w:r>
-      </w:hyperlink>
-      <w:r>
-        <w:rPr>
-          <w:lang w:val="zh_TW" w:bidi="zh_TW"/>
-        </w:rPr>
-        <w:t>），但這規定不適用於活的生命。所有受禁制的人或牲畜，都要獻給神或毀滅（</w:t>
-      </w:r>
-      <w:hyperlink r:id="rId75">
-        <w:r>
-          <w:rPr>
-            <w:lang w:val="zh_TW" w:bidi="zh_TW"/>
-          </w:rPr>
-          <w:rPr>
-            <w:color w:val="0000EE"/>
-            <w:u w:val="single"/>
-          </w:rPr>
-          <w:t>利27:28–29</w:t>
-        </w:r>
-      </w:hyperlink>
-      <w:r>
-        <w:rPr>
-          <w:lang w:val="zh_TW" w:bidi="zh_TW"/>
-        </w:rPr>
-        <w:t>）。在以色列對外邦鄰國的爭戰中，禁制相當常見；有時會把一切都宣告為當滅的物（</w:t>
-      </w:r>
-      <w:hyperlink r:id="rId76">
-        <w:r>
-          <w:rPr>
-            <w:lang w:val="zh_TW" w:bidi="zh_TW"/>
-          </w:rPr>
-          <w:rPr>
-            <w:color w:val="0000EE"/>
-            <w:u w:val="single"/>
-          </w:rPr>
-          <w:t>書6:17–19</w:t>
-        </w:r>
-      </w:hyperlink>
-      <w:r>
-        <w:rPr>
-          <w:lang w:val="zh_TW" w:bidi="zh_TW"/>
-        </w:rPr>
-        <w:t>），但通常只會毀滅人和外邦的偶像（</w:t>
-      </w:r>
-      <w:hyperlink r:id="rId77">
-        <w:r>
-          <w:rPr>
-            <w:lang w:val="zh_TW" w:bidi="zh_TW"/>
-          </w:rPr>
-          <w:rPr>
-            <w:color w:val="0000EE"/>
-            <w:u w:val="single"/>
-          </w:rPr>
-          <w:t>申2:34，</w:t>
-        </w:r>
-      </w:hyperlink>
-      <w:hyperlink r:id="rId78">
-        <w:r>
-          <w:rPr>
-            <w:lang w:val="zh_TW" w:bidi="zh_TW"/>
-          </w:rPr>
-          <w:rPr>
-            <w:color w:val="0000EE"/>
-            <w:u w:val="single"/>
-          </w:rPr>
-          <w:t>3:6，</w:t>
-        </w:r>
-      </w:hyperlink>
-      <w:hyperlink r:id="rId79">
-        <w:r>
-          <w:rPr>
-            <w:lang w:val="zh_TW" w:bidi="zh_TW"/>
-          </w:rPr>
-          <w:rPr>
-            <w:color w:val="0000EE"/>
-            <w:u w:val="single"/>
-          </w:rPr>
-          <w:t>7:2、25–26</w:t>
-        </w:r>
-      </w:hyperlink>
-      <w:r>
-        <w:rPr>
-          <w:lang w:val="zh_TW" w:bidi="zh_TW"/>
-        </w:rPr>
-        <w:t>，連偶像熔化後的金子也不可保留）。若有人違反禁制，保存了當滅的物的任何部分，他自己也就落在禁制之下。亞干因為不尊重加在耶利哥上的禁制，使那咒詛的後果臨到全以色列，直到他承認自己的罪並被處死為止（</w:t>
-      </w:r>
-      <w:hyperlink r:id="rId80">
-        <w:r>
-          <w:rPr>
-            <w:lang w:val="zh_TW" w:bidi="zh_TW"/>
-          </w:rPr>
-          <w:rPr>
-            <w:color w:val="0000EE"/>
-            <w:u w:val="single"/>
-          </w:rPr>
-          <w:t>書7章</w:t>
-        </w:r>
-      </w:hyperlink>
-      <w:r>
-        <w:rPr>
-          <w:lang w:val="zh_TW" w:bidi="zh_TW"/>
-        </w:rPr>
-        <w:t>）。</w:t>
-      </w:r>
-    </w:p>
-    <w:p>
-      <w:pPr/>
-      <w:r>
-        <w:rPr>
-          <w:lang w:val="zh_TW" w:bidi="zh_TW"/>
-        </w:rPr>
-      </w:r>
-      <w:r>
-        <w:rPr>
-          <w:lang w:val="zh_TW" w:bidi="zh_TW"/>
-        </w:rPr>
-        <w:t>猶太人在被擄歸回後，不再以把人處死的方式實行當滅的物（或禁制）的做法；百姓會把違反咒詛的人趕出會眾，使他不再屬於以色列群體（</w:t>
-      </w:r>
-      <w:hyperlink r:id="rId81">
-        <w:r>
-          <w:rPr>
-            <w:lang w:val="zh_TW" w:bidi="zh_TW"/>
-          </w:rPr>
-          <w:rPr>
-            <w:color w:val="0000EE"/>
-            <w:u w:val="single"/>
-          </w:rPr>
-          <w:t>拉10:8</w:t>
-        </w:r>
-      </w:hyperlink>
-      <w:r>
-        <w:rPr>
-          <w:lang w:val="zh_TW" w:bidi="zh_TW"/>
-        </w:rPr>
-        <w:t>）。這表示那人不再屬於神的百姓，被視為「死了」。</w:t>
-      </w:r>
-    </w:p>
-    <w:p>
-      <w:pPr>
-        <w:pStyle w:val="Heading3"/>
-      </w:pPr>
-      <w:r>
-        <w:rPr>
-          <w:lang w:val="zh_TW" w:bidi="zh_TW"/>
-        </w:rPr>
-        <w:t>新約聖經時代的詛咒</w:t>
-      </w:r>
-    </w:p>
-    <w:p>
-      <w:pPr/>
-      <w:r>
-        <w:rPr>
-          <w:lang w:val="zh_TW" w:bidi="zh_TW"/>
-        </w:rPr>
-      </w:r>
-      <w:r>
-        <w:rPr>
-          <w:lang w:val="zh_TW" w:bidi="zh_TW"/>
-        </w:rPr>
-        <w:t>在新約聖經時期，猶太會堂實行逐出會堂（或當滅的物）的做法（</w:t>
-      </w:r>
-      <w:hyperlink r:id="rId82">
-        <w:r>
-          <w:rPr>
-            <w:lang w:val="zh_TW" w:bidi="zh_TW"/>
-          </w:rPr>
-          <w:rPr>
-            <w:color w:val="0000EE"/>
-            <w:u w:val="single"/>
-          </w:rPr>
-          <w:t>路6:22</w:t>
-        </w:r>
-      </w:hyperlink>
-      <w:r>
-        <w:rPr>
-          <w:lang w:val="zh_TW" w:bidi="zh_TW"/>
-        </w:rPr>
-        <w:t>；</w:t>
-      </w:r>
-      <w:hyperlink r:id="rId83">
-        <w:r>
-          <w:rPr>
-            <w:lang w:val="zh_TW" w:bidi="zh_TW"/>
-          </w:rPr>
-          <w:rPr>
-            <w:color w:val="0000EE"/>
-            <w:u w:val="single"/>
-          </w:rPr>
-          <w:t>約9:22，</w:t>
-        </w:r>
-      </w:hyperlink>
-      <w:hyperlink r:id="rId84">
-        <w:r>
-          <w:rPr>
-            <w:lang w:val="zh_TW" w:bidi="zh_TW"/>
-          </w:rPr>
-          <w:rPr>
-            <w:color w:val="0000EE"/>
-            <w:u w:val="single"/>
-          </w:rPr>
-          <w:t>12:42，</w:t>
-        </w:r>
-      </w:hyperlink>
-      <w:hyperlink r:id="rId85">
-        <w:r>
-          <w:rPr>
-            <w:lang w:val="zh_TW" w:bidi="zh_TW"/>
-          </w:rPr>
-          <w:rPr>
-            <w:color w:val="0000EE"/>
-            <w:u w:val="single"/>
-          </w:rPr>
-          <w:t>16:2</w:t>
-        </w:r>
-      </w:hyperlink>
-      <w:r>
-        <w:rPr>
-          <w:lang w:val="zh_TW" w:bidi="zh_TW"/>
-        </w:rPr>
-        <w:t>）。後來，基督徒也會宣告某些人不再屬於蒙救贖的群體（</w:t>
-      </w:r>
-      <w:hyperlink r:id="rId86">
-        <w:r>
-          <w:rPr>
-            <w:lang w:val="zh_TW" w:bidi="zh_TW"/>
-          </w:rPr>
-          <w:rPr>
-            <w:color w:val="0000EE"/>
-            <w:u w:val="single"/>
-          </w:rPr>
-          <w:t>太18:17</w:t>
-        </w:r>
-      </w:hyperlink>
-      <w:r>
-        <w:rPr>
-          <w:lang w:val="zh_TW" w:bidi="zh_TW"/>
-        </w:rPr>
-        <w:t>），或把他們「交給撒但」（</w:t>
-      </w:r>
-      <w:hyperlink r:id="rId87">
-        <w:r>
-          <w:rPr>
-            <w:lang w:val="zh_TW" w:bidi="zh_TW"/>
-          </w:rPr>
-          <w:rPr>
-            <w:color w:val="0000EE"/>
-            <w:u w:val="single"/>
-          </w:rPr>
-          <w:t>林前5:5</w:t>
-        </w:r>
-      </w:hyperlink>
-      <w:r>
-        <w:rPr>
-          <w:lang w:val="zh_TW" w:bidi="zh_TW"/>
-        </w:rPr>
-        <w:t>；</w:t>
-      </w:r>
-      <w:hyperlink r:id="rId88">
-        <w:r>
-          <w:rPr>
-            <w:lang w:val="zh_TW" w:bidi="zh_TW"/>
-          </w:rPr>
-          <w:rPr>
-            <w:color w:val="0000EE"/>
-            <w:u w:val="single"/>
-          </w:rPr>
-          <w:t>提前1:20</w:t>
-        </w:r>
-      </w:hyperlink>
-      <w:r>
-        <w:rPr>
-          <w:lang w:val="zh_TW" w:bidi="zh_TW"/>
-        </w:rPr>
-        <w:t>）。這兩種做法都源自舊約的禁制。不過與舊約的咒詛不同，只要那人悔改，逐出群體的做法就會立刻解除。</w:t>
-      </w:r>
-    </w:p>
-    <w:p>
-      <w:pPr/>
-      <w:r>
-        <w:rPr>
-          <w:lang w:val="zh_TW" w:bidi="zh_TW"/>
-        </w:rPr>
-      </w:r>
-      <w:r>
-        <w:rPr>
-          <w:lang w:val="zh_TW" w:bidi="zh_TW"/>
-        </w:rPr>
-        <w:t>當滅的物的做法等同把人視為「被拒絕」或「被神咒詛」，因此，未歸信前的大數人掃羅曾試圖迫使基督徒藉著咒詛基督來否認祂（參</w:t>
-      </w:r>
-      <w:hyperlink r:id="rId89">
-        <w:r>
-          <w:rPr>
-            <w:lang w:val="zh_TW" w:bidi="zh_TW"/>
-          </w:rPr>
-          <w:rPr>
-            <w:color w:val="0000EE"/>
-            <w:u w:val="single"/>
-          </w:rPr>
-          <w:t>徒26:11</w:t>
-        </w:r>
-      </w:hyperlink>
-      <w:r>
-        <w:rPr>
-          <w:lang w:val="zh_TW" w:bidi="zh_TW"/>
-        </w:rPr>
-        <w:t>）。後來，當保羅（掃羅）成為使徒後，他警告說，凡被神的靈感動說話的人，都不能說耶穌是可咒詛的（</w:t>
-      </w:r>
-      <w:hyperlink r:id="rId90">
-        <w:r>
-          <w:rPr>
-            <w:lang w:val="zh_TW" w:bidi="zh_TW"/>
-          </w:rPr>
-          <w:rPr>
-            <w:color w:val="0000EE"/>
-            <w:u w:val="single"/>
-          </w:rPr>
-          <w:t>林前12:3</w:t>
-        </w:r>
-      </w:hyperlink>
-      <w:r>
-        <w:rPr>
-          <w:lang w:val="zh_TW" w:bidi="zh_TW"/>
-        </w:rPr>
-        <w:t>）。保羅宣告咒詛（注定要受審判與滅亡）任何宣揚與他及眾使徒所傳不同福音之人（</w:t>
-      </w:r>
-      <w:hyperlink r:id="rId91">
-        <w:r>
-          <w:rPr>
-            <w:lang w:val="zh_TW" w:bidi="zh_TW"/>
-          </w:rPr>
-          <w:rPr>
-            <w:color w:val="0000EE"/>
-            <w:u w:val="single"/>
-          </w:rPr>
-          <w:t>加1:8–9</w:t>
-        </w:r>
-      </w:hyperlink>
-      <w:r>
-        <w:rPr>
-          <w:lang w:val="zh_TW" w:bidi="zh_TW"/>
-        </w:rPr>
-        <w:t>）。保羅說，他寧願自己被咒詛，被剝奪救恩，與神的子民隔絕，也希望使他的同胞以色列人得救（</w:t>
-      </w:r>
-      <w:hyperlink r:id="rId92">
-        <w:r>
-          <w:rPr>
-            <w:lang w:val="zh_TW" w:bidi="zh_TW"/>
-          </w:rPr>
-          <w:rPr>
-            <w:color w:val="0000EE"/>
-            <w:u w:val="single"/>
-          </w:rPr>
-          <w:t>羅9:3</w:t>
-        </w:r>
-      </w:hyperlink>
-      <w:r>
-        <w:rPr>
-          <w:lang w:val="zh_TW" w:bidi="zh_TW"/>
-        </w:rPr>
-        <w:t>）。他的心願反映基督的愛——基督甘願在十字架上受苦受死，承擔「律法的詛咒」，好救贖人脫離這咒詛（</w:t>
-      </w:r>
-      <w:hyperlink r:id="rId93">
-        <w:r>
-          <w:rPr>
-            <w:lang w:val="zh_TW" w:bidi="zh_TW"/>
-          </w:rPr>
-          <w:rPr>
-            <w:color w:val="0000EE"/>
-            <w:u w:val="single"/>
-          </w:rPr>
-          <w:t>加3:8–14</w:t>
-        </w:r>
-      </w:hyperlink>
-      <w:r>
-        <w:rPr>
-          <w:lang w:val="zh_TW" w:bidi="zh_TW"/>
-        </w:rPr>
-        <w:t>；參</w:t>
-      </w:r>
-      <w:hyperlink r:id="rId94">
-        <w:r>
-          <w:rPr>
-            <w:lang w:val="zh_TW" w:bidi="zh_TW"/>
-          </w:rPr>
-          <w:rPr>
-            <w:color w:val="0000EE"/>
-            <w:u w:val="single"/>
-          </w:rPr>
-          <w:t>申21:22–23</w:t>
-        </w:r>
-      </w:hyperlink>
-      <w:r>
-        <w:rPr>
-          <w:lang w:val="zh_TW" w:bidi="zh_TW"/>
-        </w:rPr>
-        <w:t>）。新約聖經應許將來有一日「再沒有咒詛」（</w:t>
-      </w:r>
-      <w:hyperlink r:id="rId95">
-        <w:r>
-          <w:rPr>
-            <w:lang w:val="zh_TW" w:bidi="zh_TW"/>
-          </w:rPr>
-          <w:rPr>
-            <w:color w:val="0000EE"/>
-            <w:u w:val="single"/>
-          </w:rPr>
-          <w:t>啟22:3</w:t>
-        </w:r>
-      </w:hyperlink>
-      <w:r>
-        <w:rPr>
-          <w:lang w:val="zh_TW" w:bidi="zh_TW"/>
-        </w:rPr>
-        <w:t>）。</w:t>
-      </w:r>
-    </w:p>
-    <w:p>
-      <w:pPr/>
-      <w:r>
-        <w:rPr>
-          <w:lang w:val="zh_TW" w:bidi="zh_TW"/>
-        </w:rPr>
-      </w:r>
-      <w:r>
-        <w:rPr>
           <w:i/>
           <w:lang w:val="zh_TW" w:bidi="zh_TW"/>
         </w:rPr>
@@ -1941,7 +691,13 @@
         <w:rPr>
           <w:lang w:val="zh_TW" w:bidi="zh_TW"/>
         </w:rPr>
-        <w:t>聖戰</w:t>
+        <w:t xml:space="preserve"> </w:t>
+      </w:r>
+      <w:r>
+        <w:rPr>
+          <w:lang w:val="zh_TW" w:bidi="zh_TW"/>
+        </w:rPr>
+        <w:t>土地分配</w:t>
       </w:r>
       <w:r>
         <w:rPr>

--- a/zht/docx/213.content.docx
+++ b/zht/docx/213.content.docx
@@ -149,7 +149,7 @@
         <w:rPr>
           <w:lang w:val="zh_TW" w:bidi="zh_TW"/>
         </w:rPr>
-        <w:t>zheng</w:t>
+        <w:t>zeng</w:t>
       </w:r>
       <w:r>
         <w:rPr>
@@ -212,7 +212,7 @@
         <w:rPr>
           <w:lang w:val="zh_TW" w:bidi="zh_TW"/>
         </w:rPr>
-        <w:t>征服與土地分配</w:t>
+        <w:t>憎惡</w:t>
       </w:r>
       <w:r>
         <w:rPr>
@@ -231,32 +231,21 @@
         <w:rPr>
           <w:lang w:val="zh_TW" w:bidi="zh_TW"/>
         </w:rPr>
-        <w:t>此用語是指以色列人取得應許之地，以及該地如何以獨特的方式分配給以色列各支派。</w:t>
+        <w:t>令人反感或厭惡的行為、人物或事物。可憎的概念源於神的聖潔對祂子民的特定要求。舊約中常用於憎惡的形容詞有「可憎的（abhorrent）」、「嫌惡的（loathsome）」、「不潔淨的（unclean）」和「被棄絕的（rejected）」。</w:t>
       </w:r>
     </w:p>
     <w:p>
-      <w:pPr>
-        <w:pStyle w:val="Heading3"/>
-      </w:pPr>
+      <w:pPr/>
       <w:r>
         <w:rPr>
           <w:lang w:val="zh_TW" w:bidi="zh_TW"/>
         </w:rPr>
-        <w:t>征服</w:t>
-      </w:r>
-    </w:p>
-    <w:p>
-      <w:pPr/>
+      </w:r>
       <w:r>
         <w:rPr>
           <w:lang w:val="zh_TW" w:bidi="zh_TW"/>
         </w:rPr>
-      </w:r>
-      <w:r>
-        <w:rPr>
-          <w:lang w:val="zh_TW" w:bidi="zh_TW"/>
-        </w:rPr>
-        <w:t>以色列人征服迦南是舊約聖經歷史中最引人注目的事件之一：一個組織鬆散、以遊牧為主的民族，竟成功入侵並擊敗了一個長久定居、依靠堅固城邦防禦的文明。聖經指出，這一成就源於神早先向亞伯拉罕、以撒與雅各所立的應許──他們的後裔必得著那地為業（</w:t>
+        <w:t>有四個主要的希伯來文詞語被翻譯為「憎惡」。最常用的一個希伯來文詞語表示違反既定的習俗或儀式，這種違反會招致神的審判。例子包括從有瑕疵的祭物（</w:t>
       </w:r>
       <w:hyperlink r:id="rId13">
         <w:r>
@@ -267,14 +256,14 @@
             <w:color w:val="0000EE"/>
             <w:u w:val="single"/>
           </w:rPr>
-          <w:t>創17:8</w:t>
+          <w:t>申17:1</w:t>
         </w:r>
       </w:hyperlink>
       <w:r>
         <w:rPr>
           <w:lang w:val="zh_TW" w:bidi="zh_TW"/>
         </w:rPr>
-        <w:t>，</w:t>
+        <w:t>）到行法術和占卜（</w:t>
       </w:r>
       <w:hyperlink r:id="rId14">
         <w:r>
@@ -285,14 +274,14 @@
             <w:color w:val="0000EE"/>
             <w:u w:val="single"/>
           </w:rPr>
-          <w:t>26:4</w:t>
+          <w:t>申18:12</w:t>
         </w:r>
       </w:hyperlink>
       <w:r>
         <w:rPr>
           <w:lang w:val="zh_TW" w:bidi="zh_TW"/>
         </w:rPr>
-        <w:t>，</w:t>
+        <w:t>）或崇拜偶像的行為（</w:t>
       </w:r>
       <w:hyperlink r:id="rId15">
         <w:r>
@@ -303,14 +292,14 @@
             <w:color w:val="0000EE"/>
             <w:u w:val="single"/>
           </w:rPr>
-          <w:t>28:13</w:t>
+          <w:t>王下16:3</w:t>
         </w:r>
       </w:hyperlink>
       <w:r>
         <w:rPr>
           <w:lang w:val="zh_TW" w:bidi="zh_TW"/>
         </w:rPr>
-        <w:t>；</w:t>
+        <w:t>）。第二個希伯來文詞語指的是某些動物的肉，無論是觸摸還是食用，在儀式上都被認為是不潔的（</w:t>
       </w:r>
       <w:hyperlink r:id="rId16">
         <w:r>
@@ -321,14 +310,14 @@
             <w:color w:val="0000EE"/>
             <w:u w:val="single"/>
           </w:rPr>
-          <w:t>出3:15–17</w:t>
+          <w:t>利11:10–13</w:t>
         </w:r>
       </w:hyperlink>
       <w:r>
         <w:rPr>
           <w:lang w:val="zh_TW" w:bidi="zh_TW"/>
         </w:rPr>
-        <w:t>）。驅逐異教居民，是神對虛假宗教及其伴隨的道德敗壞所施行的審判（</w:t>
+        <w:t>）。第三個詞語指的是已放三天的祭肉（</w:t>
       </w:r>
       <w:hyperlink r:id="rId17">
         <w:r>
@@ -339,53 +328,14 @@
             <w:color w:val="0000EE"/>
             <w:u w:val="single"/>
           </w:rPr>
-          <w:t>申7:1–5</w:t>
+          <w:t>利7:18</w:t>
         </w:r>
       </w:hyperlink>
       <w:r>
         <w:rPr>
           <w:lang w:val="zh_TW" w:bidi="zh_TW"/>
         </w:rPr>
-        <w:t>）。</w:t>
-      </w:r>
-    </w:p>
-    <w:p>
-      <w:pPr/>
-      <w:r>
-        <w:rPr>
-          <w:lang w:val="zh_TW" w:bidi="zh_TW"/>
-        </w:rPr>
-      </w:r>
-      <w:r>
-        <w:rPr>
-          <w:lang w:val="zh_TW" w:bidi="zh_TW"/>
-        </w:rPr>
-        <w:t>試圖重建征服歷史的學者會面臨若干挑戰。批判性學術在三個關鍵問題上會與聖經記載產生衝突：年代、佔領速度，以及以色列是否對部分迦南城邦居民實施全面軍事殲滅的問題。</w:t>
-      </w:r>
-    </w:p>
-    <w:p>
-      <w:pPr>
-        <w:pStyle w:val="Heading3"/>
-      </w:pPr>
-      <w:r>
-        <w:rPr>
-          <w:lang w:val="zh_TW" w:bidi="zh_TW"/>
-        </w:rPr>
-        <w:t>年代</w:t>
-      </w:r>
-    </w:p>
-    <w:p>
-      <w:pPr/>
-      <w:r>
-        <w:rPr>
-          <w:lang w:val="zh_TW" w:bidi="zh_TW"/>
-        </w:rPr>
-      </w:r>
-      <w:r>
-        <w:rPr>
-          <w:lang w:val="zh_TW" w:bidi="zh_TW"/>
-        </w:rPr>
-        <w:t>然而，許多舊約歷史的參考書籍與學術研究常將以色列出埃及的時間定在公元前十三世紀（約公元前1280年或之後）。但有些聖經記載似乎支持一個較早的年代。根據</w:t>
+        <w:t>）。第四個詞語幾乎只是指源於異教的偶像崇拜物（</w:t>
       </w:r>
       <w:hyperlink r:id="rId18">
         <w:r>
@@ -396,14 +346,14 @@
             <w:color w:val="0000EE"/>
             <w:u w:val="single"/>
           </w:rPr>
-          <w:t>列王紀上六章1節</w:t>
+          <w:t>耶4:1</w:t>
         </w:r>
       </w:hyperlink>
       <w:r>
         <w:rPr>
           <w:lang w:val="zh_TW" w:bidi="zh_TW"/>
         </w:rPr>
-        <w:t>記載，所羅門在位第四年開始建造聖殿，距離出埃及已有480年。若所羅門第四年約為公元前960年，則出埃及時間應約為公元前1440年。在</w:t>
+        <w:t>，</w:t>
       </w:r>
       <w:hyperlink r:id="rId19">
         <w:r>
@@ -414,14 +364,28 @@
             <w:color w:val="0000EE"/>
             <w:u w:val="single"/>
           </w:rPr>
-          <w:t>士師記第十一章26至28節</w:t>
+          <w:t>7:30</w:t>
         </w:r>
       </w:hyperlink>
       <w:r>
         <w:rPr>
           <w:lang w:val="zh_TW" w:bidi="zh_TW"/>
         </w:rPr>
-        <w:t>中，第八位士師耶弗他與亞捫王爭論約旦河東土地的歸屬時指出，以色列人在該地已居住約300年。由於掃羅約於公元前1020年才登基；因此，若採用較晚的出埃及年代，士師時期便沒有足夠的時間。此外，使徒保羅也提到，從出埃及到撒母耳時代約有450年左右（</w:t>
+        <w:t>）。</w:t>
+      </w:r>
+    </w:p>
+    <w:p>
+      <w:pPr/>
+      <w:r>
+        <w:rPr>
+          <w:lang w:val="zh_TW" w:bidi="zh_TW"/>
+        </w:rPr>
+      </w:r>
+      <w:r>
+        <w:rPr>
+          <w:lang w:val="zh_TW" w:bidi="zh_TW"/>
+        </w:rPr>
+        <w:t>除了「那行毀壞可憎的」這個專門用法之外，希臘文「憎惡」一詞在新約聖經中並不常用（</w:t>
       </w:r>
       <w:hyperlink r:id="rId20">
         <w:r>
@@ -432,39 +396,14 @@
             <w:color w:val="0000EE"/>
             <w:u w:val="single"/>
           </w:rPr>
-          <w:t>徒13:20</w:t>
+          <w:t>路16:15</w:t>
         </w:r>
       </w:hyperlink>
       <w:r>
         <w:rPr>
           <w:lang w:val="zh_TW" w:bidi="zh_TW"/>
         </w:rPr>
-        <w:t>）。</w:t>
-      </w:r>
-    </w:p>
-    <w:p>
-      <w:pPr>
-        <w:pStyle w:val="Heading3"/>
-      </w:pPr>
-      <w:r>
-        <w:rPr>
-          <w:lang w:val="zh_TW" w:bidi="zh_TW"/>
-        </w:rPr>
-        <w:t>約書亞的戰役</w:t>
-      </w:r>
-    </w:p>
-    <w:p>
-      <w:pPr/>
-      <w:r>
-        <w:rPr>
-          <w:lang w:val="zh_TW" w:bidi="zh_TW"/>
-        </w:rPr>
-      </w:r>
-      <w:r>
-        <w:rPr>
-          <w:lang w:val="zh_TW" w:bidi="zh_TW"/>
-        </w:rPr>
-        <w:t>約書亞記描繪了一段相對集中的以色列征服迦南的時期。然而，許多學者主張，早期曾有逐步進入的過程（由那些據說未隨雅各進入埃及的希伯來人完成），再加上延續至王國時期的清剿。儘管聖經記載某些地區在稍後才被完全佔領（如米吉多與伯‧善），但沒有充分理由否定</w:t>
+        <w:t>；</w:t>
       </w:r>
       <w:hyperlink r:id="rId21">
         <w:r>
@@ -475,36 +414,14 @@
             <w:color w:val="0000EE"/>
             <w:u w:val="single"/>
           </w:rPr>
-          <w:t>約書亞記一至十二章</w:t>
+          <w:t>羅2:22</w:t>
         </w:r>
       </w:hyperlink>
       <w:r>
         <w:rPr>
           <w:lang w:val="zh_TW" w:bidi="zh_TW"/>
         </w:rPr>
-        <w:t>對主要征服行動的描述。</w:t>
-      </w:r>
-    </w:p>
-    <w:p>
-      <w:pPr/>
-      <w:r>
-        <w:rPr>
-          <w:lang w:val="zh_TW" w:bidi="zh_TW"/>
-        </w:rPr>
-      </w:r>
-      <w:r>
-        <w:rPr>
-          <w:lang w:val="zh_TW" w:bidi="zh_TW"/>
-        </w:rPr>
-        <w:t>征服行動最初在約旦河東岸展開，由摩西領導。摩西去世後，約書亞率領以色列人渡過約旦河，先後攻取堅固的耶利哥與艾城。這兩場具有戰略意義的勝利，使以色列人得以進入山地，並在迦南地的中心形成了突破口。隨後展開兩次主要戰役──先南後北──在六年之內奪取迦南的關鍵城邑，擊敗31位王，完成征服的初期與主要階段。</w:t>
-      </w:r>
-    </w:p>
-    <w:p>
-      <w:pPr/>
-      <w:r>
-        <w:rPr>
-          <w:lang w:val="zh_TW" w:bidi="zh_TW"/>
-        </w:rPr>
+        <w:t>；</w:t>
       </w:r>
       <w:hyperlink r:id="rId22">
         <w:r>
@@ -515,22 +432,14 @@
             <w:color w:val="0000EE"/>
             <w:u w:val="single"/>
           </w:rPr>
-          <w:t>民數記三十二章</w:t>
+          <w:t>多1:16</w:t>
         </w:r>
       </w:hyperlink>
       <w:r>
         <w:rPr>
           <w:lang w:val="zh_TW" w:bidi="zh_TW"/>
         </w:rPr>
-        <w:t>記載了約旦河東土地（基列與巴珊之地是藉著擊敗亞摩利王西宏與巴珊王噩而得）分給呂便支派、迦得及瑪拿西半支派的情形。儘管這些支派已得產業，但其男丁仍有責任與其它支派一同渡過約旦河，參與迦南地的軍事征服。</w:t>
-      </w:r>
-    </w:p>
-    <w:p>
-      <w:pPr/>
-      <w:r>
-        <w:rPr>
-          <w:lang w:val="zh_TW" w:bidi="zh_TW"/>
-        </w:rPr>
+        <w:t>；</w:t>
       </w:r>
       <w:hyperlink r:id="rId23">
         <w:r>
@@ -541,14 +450,14 @@
             <w:color w:val="0000EE"/>
             <w:u w:val="single"/>
           </w:rPr>
-          <w:t>約書亞記二至八章</w:t>
+          <w:t>啟17:4–5</w:t>
         </w:r>
       </w:hyperlink>
       <w:r>
         <w:rPr>
           <w:lang w:val="zh_TW" w:bidi="zh_TW"/>
         </w:rPr>
-        <w:t xml:space="preserve">記錄了向西推進時耶利哥與艾城被毀的特殊事件，這些勝利打擊了迦南城邦的士氣。 </w:t>
+        <w:t>，</w:t>
       </w:r>
       <w:hyperlink r:id="rId24">
         <w:r>
@@ -559,118 +468,14 @@
             <w:color w:val="0000EE"/>
             <w:u w:val="single"/>
           </w:rPr>
-          <w:t>約書亞記第九至十章</w:t>
+          <w:t>21:8、27</w:t>
         </w:r>
       </w:hyperlink>
       <w:r>
         <w:rPr>
           <w:lang w:val="zh_TW" w:bidi="zh_TW"/>
         </w:rPr>
-        <w:t>描述了南方戰役，其中包括基遍人以詭計取得盟約的事件。</w:t>
-      </w:r>
-      <w:hyperlink r:id="rId25">
-        <w:r>
-          <w:rPr>
-            <w:lang w:val="zh_TW" w:bidi="zh_TW"/>
-          </w:rPr>
-          <w:rPr>
-            <w:color w:val="0000EE"/>
-            <w:u w:val="single"/>
-          </w:rPr>
-          <w:t>約書亞記第十章</w:t>
-        </w:r>
-      </w:hyperlink>
-      <w:r>
-        <w:rPr>
-          <w:lang w:val="zh_TW" w:bidi="zh_TW"/>
-        </w:rPr>
-        <w:t>是南方戰役的核心，記述敵軍被大大擊潰（</w:t>
-      </w:r>
-      <w:hyperlink r:id="rId26">
-        <w:r>
-          <w:rPr>
-            <w:lang w:val="zh_TW" w:bidi="zh_TW"/>
-          </w:rPr>
-          <w:rPr>
-            <w:color w:val="0000EE"/>
-            <w:u w:val="single"/>
-          </w:rPr>
-          <w:t>約10:9–12</w:t>
-        </w:r>
-      </w:hyperlink>
-      <w:r>
-        <w:rPr>
-          <w:lang w:val="zh_TW" w:bidi="zh_TW"/>
-        </w:rPr>
-        <w:t>），以及白晝奇蹟般被延長的神蹟。隨後五位亞摩利王聯盟被徹底擊潰、諸王被處死、該地區的城邦亦被摧毀，唯獨耶路撒冷例外（後由大衛攻取）。</w:t>
-      </w:r>
-    </w:p>
-    <w:p>
-      <w:pPr/>
-      <w:r>
-        <w:rPr>
-          <w:lang w:val="zh_TW" w:bidi="zh_TW"/>
-        </w:rPr>
-      </w:r>
-      <w:r>
-        <w:rPr>
-          <w:lang w:val="zh_TW" w:bidi="zh_TW"/>
-        </w:rPr>
-        <w:t>北方戰役中，約書亞面對更強大的聯盟。然而，即便是迦南諸城中最大城邦夏瑣，其王耶賓與附庸聯合，也無法抵擋以色列的軍隊。</w:t>
-      </w:r>
-      <w:hyperlink r:id="rId27">
-        <w:r>
-          <w:rPr>
-            <w:lang w:val="zh_TW" w:bidi="zh_TW"/>
-          </w:rPr>
-          <w:rPr>
-            <w:color w:val="0000EE"/>
-            <w:u w:val="single"/>
-          </w:rPr>
-          <w:t>約書亞記十一章</w:t>
-        </w:r>
-      </w:hyperlink>
-      <w:r>
-        <w:rPr>
-          <w:lang w:val="zh_TW" w:bidi="zh_TW"/>
-        </w:rPr>
-        <w:t>詳述了此階段，並在</w:t>
-      </w:r>
-      <w:hyperlink r:id="rId28">
-        <w:r>
-          <w:rPr>
-            <w:lang w:val="zh_TW" w:bidi="zh_TW"/>
-          </w:rPr>
-          <w:rPr>
-            <w:color w:val="0000EE"/>
-            <w:u w:val="single"/>
-          </w:rPr>
-          <w:t>16至23節</w:t>
-        </w:r>
-      </w:hyperlink>
-      <w:r>
-        <w:rPr>
-          <w:lang w:val="zh_TW" w:bidi="zh_TW"/>
-        </w:rPr>
-        <w:t>（連同</w:t>
-      </w:r>
-      <w:hyperlink r:id="rId29">
-        <w:r>
-          <w:rPr>
-            <w:lang w:val="zh_TW" w:bidi="zh_TW"/>
-          </w:rPr>
-          <w:rPr>
-            <w:color w:val="0000EE"/>
-            <w:u w:val="single"/>
-          </w:rPr>
-          <w:t>第12章</w:t>
-        </w:r>
-      </w:hyperlink>
-      <w:r>
-        <w:rPr>
-          <w:lang w:val="zh_TW" w:bidi="zh_TW"/>
-        </w:rPr>
-        <w:t>）總結了整個征服行動。</w:t>
+        <w:t>），並且被翻譯為許多不同的英文詞語。其主要的含義是聖潔的神所厭惡的任何事物。</w:t>
       </w:r>
     </w:p>
     <w:p>
@@ -697,7 +502,19 @@
         <w:rPr>
           <w:lang w:val="zh_TW" w:bidi="zh_TW"/>
         </w:rPr>
-        <w:t>土地分配</w:t>
+        <w:t>潔淨與不潔淨的規定</w:t>
+      </w:r>
+      <w:r>
+        <w:rPr>
+          <w:lang w:val="zh_TW" w:bidi="zh_TW"/>
+        </w:rPr>
+        <w:t>；</w:t>
+      </w:r>
+      <w:r>
+        <w:rPr>
+          <w:lang w:val="zh_TW" w:bidi="zh_TW"/>
+        </w:rPr>
+        <w:t>飲食的律法（摩西之後）</w:t>
       </w:r>
       <w:r>
         <w:rPr>

--- a/zht/docx/213.content.docx
+++ b/zht/docx/213.content.docx
@@ -247,126 +247,84 @@
         </w:rPr>
         <w:t>有四個主要的希伯來文詞語被翻譯為「憎惡」。最常用的一個希伯來文詞語表示違反既定的習俗或儀式，這種違反會招致神的審判。例子包括從有瑕疵的祭物（</w:t>
       </w:r>
-      <w:hyperlink r:id="rId13">
-        <w:r>
-          <w:rPr>
-            <w:lang w:val="zh_TW" w:bidi="zh_TW"/>
-          </w:rPr>
-          <w:rPr>
-            <w:color w:val="0000EE"/>
-            <w:u w:val="single"/>
-          </w:rPr>
-          <w:t>申17:1</w:t>
-        </w:r>
-      </w:hyperlink>
+      <w:r>
+        <w:rPr>
+          <w:lang w:val="zh_TW" w:bidi="zh_TW"/>
+        </w:rPr>
+        <w:t>申17:1</w:t>
+      </w:r>
       <w:r>
         <w:rPr>
           <w:lang w:val="zh_TW" w:bidi="zh_TW"/>
         </w:rPr>
         <w:t>）到行法術和占卜（</w:t>
       </w:r>
-      <w:hyperlink r:id="rId14">
-        <w:r>
-          <w:rPr>
-            <w:lang w:val="zh_TW" w:bidi="zh_TW"/>
-          </w:rPr>
-          <w:rPr>
-            <w:color w:val="0000EE"/>
-            <w:u w:val="single"/>
-          </w:rPr>
-          <w:t>申18:12</w:t>
-        </w:r>
-      </w:hyperlink>
+      <w:r>
+        <w:rPr>
+          <w:lang w:val="zh_TW" w:bidi="zh_TW"/>
+        </w:rPr>
+        <w:t>申18:12</w:t>
+      </w:r>
       <w:r>
         <w:rPr>
           <w:lang w:val="zh_TW" w:bidi="zh_TW"/>
         </w:rPr>
         <w:t>）或崇拜偶像的行為（</w:t>
       </w:r>
-      <w:hyperlink r:id="rId15">
-        <w:r>
-          <w:rPr>
-            <w:lang w:val="zh_TW" w:bidi="zh_TW"/>
-          </w:rPr>
-          <w:rPr>
-            <w:color w:val="0000EE"/>
-            <w:u w:val="single"/>
-          </w:rPr>
-          <w:t>王下16:3</w:t>
-        </w:r>
-      </w:hyperlink>
+      <w:r>
+        <w:rPr>
+          <w:lang w:val="zh_TW" w:bidi="zh_TW"/>
+        </w:rPr>
+        <w:t>王下16:3</w:t>
+      </w:r>
       <w:r>
         <w:rPr>
           <w:lang w:val="zh_TW" w:bidi="zh_TW"/>
         </w:rPr>
         <w:t>）。第二個希伯來文詞語指的是某些動物的肉，無論是觸摸還是食用，在儀式上都被認為是不潔的（</w:t>
       </w:r>
-      <w:hyperlink r:id="rId16">
-        <w:r>
-          <w:rPr>
-            <w:lang w:val="zh_TW" w:bidi="zh_TW"/>
-          </w:rPr>
-          <w:rPr>
-            <w:color w:val="0000EE"/>
-            <w:u w:val="single"/>
-          </w:rPr>
-          <w:t>利11:10–13</w:t>
-        </w:r>
-      </w:hyperlink>
+      <w:r>
+        <w:rPr>
+          <w:lang w:val="zh_TW" w:bidi="zh_TW"/>
+        </w:rPr>
+        <w:t>利11:10–13</w:t>
+      </w:r>
       <w:r>
         <w:rPr>
           <w:lang w:val="zh_TW" w:bidi="zh_TW"/>
         </w:rPr>
         <w:t>）。第三個詞語指的是已放三天的祭肉（</w:t>
       </w:r>
-      <w:hyperlink r:id="rId17">
-        <w:r>
-          <w:rPr>
-            <w:lang w:val="zh_TW" w:bidi="zh_TW"/>
-          </w:rPr>
-          <w:rPr>
-            <w:color w:val="0000EE"/>
-            <w:u w:val="single"/>
-          </w:rPr>
-          <w:t>利7:18</w:t>
-        </w:r>
-      </w:hyperlink>
+      <w:r>
+        <w:rPr>
+          <w:lang w:val="zh_TW" w:bidi="zh_TW"/>
+        </w:rPr>
+        <w:t>利7:18</w:t>
+      </w:r>
       <w:r>
         <w:rPr>
           <w:lang w:val="zh_TW" w:bidi="zh_TW"/>
         </w:rPr>
         <w:t>）。第四個詞語幾乎只是指源於異教的偶像崇拜物（</w:t>
       </w:r>
-      <w:hyperlink r:id="rId18">
-        <w:r>
-          <w:rPr>
-            <w:lang w:val="zh_TW" w:bidi="zh_TW"/>
-          </w:rPr>
-          <w:rPr>
-            <w:color w:val="0000EE"/>
-            <w:u w:val="single"/>
-          </w:rPr>
-          <w:t>耶4:1</w:t>
-        </w:r>
-      </w:hyperlink>
+      <w:r>
+        <w:rPr>
+          <w:lang w:val="zh_TW" w:bidi="zh_TW"/>
+        </w:rPr>
+        <w:t>耶4:1</w:t>
+      </w:r>
       <w:r>
         <w:rPr>
           <w:lang w:val="zh_TW" w:bidi="zh_TW"/>
         </w:rPr>
         <w:t>，</w:t>
       </w:r>
-      <w:hyperlink r:id="rId19">
-        <w:r>
-          <w:rPr>
-            <w:lang w:val="zh_TW" w:bidi="zh_TW"/>
-          </w:rPr>
-          <w:rPr>
-            <w:color w:val="0000EE"/>
-            <w:u w:val="single"/>
-          </w:rPr>
-          <w:t>7:30</w:t>
-        </w:r>
-      </w:hyperlink>
+      <w:r>
+        <w:rPr>
+          <w:lang w:val="zh_TW" w:bidi="zh_TW"/>
+        </w:rPr>
+        <w:t>7:30</w:t>
+      </w:r>
       <w:r>
         <w:rPr>
           <w:lang w:val="zh_TW" w:bidi="zh_TW"/>
@@ -387,90 +345,60 @@
         </w:rPr>
         <w:t>除了「那行毀壞可憎的」這個專門用法之外，希臘文「憎惡」一詞在新約聖經中並不常用（</w:t>
       </w:r>
-      <w:hyperlink r:id="rId20">
-        <w:r>
-          <w:rPr>
-            <w:lang w:val="zh_TW" w:bidi="zh_TW"/>
-          </w:rPr>
-          <w:rPr>
-            <w:color w:val="0000EE"/>
-            <w:u w:val="single"/>
-          </w:rPr>
-          <w:t>路16:15</w:t>
-        </w:r>
-      </w:hyperlink>
+      <w:r>
+        <w:rPr>
+          <w:lang w:val="zh_TW" w:bidi="zh_TW"/>
+        </w:rPr>
+        <w:t>路16:15</w:t>
+      </w:r>
       <w:r>
         <w:rPr>
           <w:lang w:val="zh_TW" w:bidi="zh_TW"/>
         </w:rPr>
         <w:t>；</w:t>
       </w:r>
-      <w:hyperlink r:id="rId21">
-        <w:r>
-          <w:rPr>
-            <w:lang w:val="zh_TW" w:bidi="zh_TW"/>
-          </w:rPr>
-          <w:rPr>
-            <w:color w:val="0000EE"/>
-            <w:u w:val="single"/>
-          </w:rPr>
-          <w:t>羅2:22</w:t>
-        </w:r>
-      </w:hyperlink>
+      <w:r>
+        <w:rPr>
+          <w:lang w:val="zh_TW" w:bidi="zh_TW"/>
+        </w:rPr>
+        <w:t>羅2:22</w:t>
+      </w:r>
       <w:r>
         <w:rPr>
           <w:lang w:val="zh_TW" w:bidi="zh_TW"/>
         </w:rPr>
         <w:t>；</w:t>
       </w:r>
-      <w:hyperlink r:id="rId22">
-        <w:r>
-          <w:rPr>
-            <w:lang w:val="zh_TW" w:bidi="zh_TW"/>
-          </w:rPr>
-          <w:rPr>
-            <w:color w:val="0000EE"/>
-            <w:u w:val="single"/>
-          </w:rPr>
-          <w:t>多1:16</w:t>
-        </w:r>
-      </w:hyperlink>
+      <w:r>
+        <w:rPr>
+          <w:lang w:val="zh_TW" w:bidi="zh_TW"/>
+        </w:rPr>
+        <w:t>多1:16</w:t>
+      </w:r>
       <w:r>
         <w:rPr>
           <w:lang w:val="zh_TW" w:bidi="zh_TW"/>
         </w:rPr>
         <w:t>；</w:t>
       </w:r>
-      <w:hyperlink r:id="rId23">
-        <w:r>
-          <w:rPr>
-            <w:lang w:val="zh_TW" w:bidi="zh_TW"/>
-          </w:rPr>
-          <w:rPr>
-            <w:color w:val="0000EE"/>
-            <w:u w:val="single"/>
-          </w:rPr>
-          <w:t>啟17:4–5</w:t>
-        </w:r>
-      </w:hyperlink>
+      <w:r>
+        <w:rPr>
+          <w:lang w:val="zh_TW" w:bidi="zh_TW"/>
+        </w:rPr>
+        <w:t>啟17:4–5</w:t>
+      </w:r>
       <w:r>
         <w:rPr>
           <w:lang w:val="zh_TW" w:bidi="zh_TW"/>
         </w:rPr>
         <w:t>，</w:t>
       </w:r>
-      <w:hyperlink r:id="rId24">
-        <w:r>
-          <w:rPr>
-            <w:lang w:val="zh_TW" w:bidi="zh_TW"/>
-          </w:rPr>
-          <w:rPr>
-            <w:color w:val="0000EE"/>
-            <w:u w:val="single"/>
-          </w:rPr>
-          <w:t>21:8、27</w:t>
-        </w:r>
-      </w:hyperlink>
+      <w:r>
+        <w:rPr>
+          <w:lang w:val="zh_TW" w:bidi="zh_TW"/>
+        </w:rPr>
+        <w:t>21:8、27</w:t>
+      </w:r>
       <w:r>
         <w:rPr>
           <w:lang w:val="zh_TW" w:bidi="zh_TW"/>
